--- a/hin/docx/32.content.docx
+++ b/hin/docx/32.content.docx
@@ -782,18 +782,12 @@
         </w:rPr>
         <w:t xml:space="preserve">पद </w:t>
       </w:r>
-      <w:hyperlink r:id="rId13">
-        <w:r>
-          <w:rPr>
-            <w:lang w:val="hi_IN" w:bidi="hi_IN"/>
-          </w:rPr>
-          <w:rPr>
-            <w:color w:val="0000EE"/>
-            <w:u w:val="single"/>
-          </w:rPr>
-          <w:t>1:17</w:t>
-        </w:r>
-      </w:hyperlink>
+      <w:r>
+        <w:rPr>
+          <w:lang w:val="hi_IN" w:bidi="hi_IN"/>
+        </w:rPr>
+        <w:t>1:17</w:t>
+      </w:r>
       <w:r>
         <w:rPr>
           <w:lang w:val="hi_IN" w:bidi="hi_IN"/>
@@ -6344,25 +6338,7 @@
         <w:rPr>
           <w:lang w:val="hi_IN" w:bidi="hi_IN"/>
         </w:rPr>
-        <w:t xml:space="preserve">को </w:t>
-      </w:r>
-      <w:hyperlink r:id="rId14">
-        <w:r>
-          <w:rPr>
-            <w:lang w:val="hi_IN" w:bidi="hi_IN"/>
-          </w:rPr>
-          <w:rPr>
-            <w:color w:val="0000EE"/>
-            <w:u w:val="single"/>
-          </w:rPr>
-          <w:t>पद 11</w:t>
-        </w:r>
-      </w:hyperlink>
-      <w:r>
-        <w:rPr>
-          <w:lang w:val="hi_IN" w:bidi="hi_IN"/>
-        </w:rPr>
-        <w:t xml:space="preserve"> में कैसे अनुवादित किया था।</w:t>
+        <w:t>को पद 11 में कैसे अनुवादित किया था।</w:t>
       </w:r>
     </w:p>
     <w:p>
@@ -12203,18 +12179,12 @@
         </w:rPr>
         <w:t xml:space="preserve">"कविता की इस अंतिम पंक्ति को दो में से एक तरीके से समझा जा सकता है: या तो 1) यहोवा को प्रार्थना के वर्णन के हिस्से के रूप में संबोधित किया जा सकता है; या 2) प्रार्थना के वर्णन के निष्कर्ष के रूप में किसी अन्य व्यक्ति को संबोधित किया जा रहा है। </w:t>
       </w:r>
-      <w:hyperlink r:id="rId15">
-        <w:r>
-          <w:rPr>
-            <w:lang w:val="hi_IN" w:bidi="hi_IN"/>
-          </w:rPr>
-          <w:rPr>
-            <w:color w:val="0000EE"/>
-            <w:u w:val="single"/>
-          </w:rPr>
-          <w:t>2:2</w:t>
-        </w:r>
-      </w:hyperlink>
+      <w:r>
+        <w:rPr>
+          <w:lang w:val="hi_IN" w:bidi="hi_IN"/>
+        </w:rPr>
+        <w:t>2:2</w:t>
+      </w:r>
       <w:r>
         <w:rPr>
           <w:lang w:val="hi_IN" w:bidi="hi_IN"/>
@@ -12421,18 +12391,12 @@
         </w:rPr>
         <w:t xml:space="preserve">यहाँ योना यहोवा से अपनी प्रार्थना के एक भाग के रूप में तृतीय पुरुष में यहोवा के बारे में एक कथन कहता है। यदि यह आपकी भाषा में स्वाभाविक नहीं लगता, तो आप इसे द्वितीय पुरुष के रूप में बनाने के लिए "आप" जोड़ सकते हैं। </w:t>
       </w:r>
-      <w:hyperlink r:id="rId15">
-        <w:r>
-          <w:rPr>
-            <w:lang w:val="hi_IN" w:bidi="hi_IN"/>
-          </w:rPr>
-          <w:rPr>
-            <w:color w:val="0000EE"/>
-            <w:u w:val="single"/>
-          </w:rPr>
-          <w:t>2:2</w:t>
-        </w:r>
-      </w:hyperlink>
+      <w:r>
+        <w:rPr>
+          <w:lang w:val="hi_IN" w:bidi="hi_IN"/>
+        </w:rPr>
+        <w:t>2:2</w:t>
+      </w:r>
       <w:r>
         <w:rPr>
           <w:lang w:val="hi_IN" w:bidi="hi_IN"/>
@@ -13233,18 +13197,12 @@
         </w:rPr>
         <w:t xml:space="preserve">"यह एक मुहावरा है जिसका अर्थ है कि यहोवा ने किसी तरह से अपने संदेश को बोला या संवाद किया.. देखें कि आपने </w:t>
       </w:r>
-      <w:hyperlink r:id="rId16">
-        <w:r>
-          <w:rPr>
-            <w:lang w:val="hi_IN" w:bidi="hi_IN"/>
-          </w:rPr>
-          <w:rPr>
-            <w:color w:val="0000EE"/>
-            <w:u w:val="single"/>
-          </w:rPr>
-          <w:t>1:1</w:t>
-        </w:r>
-      </w:hyperlink>
+      <w:r>
+        <w:rPr>
+          <w:lang w:val="hi_IN" w:bidi="hi_IN"/>
+        </w:rPr>
+        <w:t>1:1</w:t>
+      </w:r>
       <w:r>
         <w:rPr>
           <w:lang w:val="hi_IN" w:bidi="hi_IN"/>
@@ -17269,18 +17227,12 @@
         </w:rPr>
         <w:t xml:space="preserve">पद 2 में, योना परमेश्वर को कई विशेषताएँ प्रदान करते हैं। इस पुस्तक के एक यहूदी पाठक को यह पहचानने में देर नहीं लगेगी कि यह वही वर्णन है जो परमेश्वर ने मूसा से सीनै पर्वत पर बात करते समय अपने बारे में किया था (देखें </w:t>
       </w:r>
-      <w:hyperlink r:id="rId17">
-        <w:r>
-          <w:rPr>
-            <w:lang w:val="hi_IN" w:bidi="hi_IN"/>
-          </w:rPr>
-          <w:rPr>
-            <w:color w:val="0000EE"/>
-            <w:u w:val="single"/>
-          </w:rPr>
-          <w:t>निर्गमन 34:6–7</w:t>
-        </w:r>
-      </w:hyperlink>
+      <w:r>
+        <w:rPr>
+          <w:lang w:val="hi_IN" w:bidi="hi_IN"/>
+        </w:rPr>
+        <w:t>निर्गमन 34:6–7</w:t>
+      </w:r>
       <w:r>
         <w:rPr>
           <w:lang w:val="hi_IN" w:bidi="hi_IN"/>
@@ -17420,72 +17372,48 @@
         </w:rPr>
         <w:t xml:space="preserve">" के रूप में वर्णित करते हैं। पद 6 में, योना की स्थिति और दृष्टिकोण को बुराई के रूप में वर्णित किया गया है। यह तब है जब नीनवे के निवासियों के कार्यों को </w:t>
       </w:r>
-      <w:hyperlink r:id="rId18">
-        <w:r>
-          <w:rPr>
-            <w:lang w:val="hi_IN" w:bidi="hi_IN"/>
-          </w:rPr>
-          <w:rPr>
-            <w:color w:val="0000EE"/>
-            <w:u w:val="single"/>
-          </w:rPr>
-          <w:t>1:2</w:t>
-        </w:r>
-      </w:hyperlink>
+      <w:r>
+        <w:rPr>
+          <w:lang w:val="hi_IN" w:bidi="hi_IN"/>
+        </w:rPr>
+        <w:t>1:2</w:t>
+      </w:r>
       <w:r>
         <w:rPr>
           <w:lang w:val="hi_IN" w:bidi="hi_IN"/>
         </w:rPr>
         <w:t xml:space="preserve">, </w:t>
       </w:r>
-      <w:hyperlink r:id="rId19">
-        <w:r>
-          <w:rPr>
-            <w:lang w:val="hi_IN" w:bidi="hi_IN"/>
-          </w:rPr>
-          <w:rPr>
-            <w:color w:val="0000EE"/>
-            <w:u w:val="single"/>
-          </w:rPr>
-          <w:t>3:8</w:t>
-        </w:r>
-      </w:hyperlink>
+      <w:r>
+        <w:rPr>
+          <w:lang w:val="hi_IN" w:bidi="hi_IN"/>
+        </w:rPr>
+        <w:t>3:8</w:t>
+      </w:r>
       <w:r>
         <w:rPr>
           <w:lang w:val="hi_IN" w:bidi="hi_IN"/>
         </w:rPr>
         <w:t xml:space="preserve">, और </w:t>
       </w:r>
-      <w:hyperlink r:id="rId20">
-        <w:r>
-          <w:rPr>
-            <w:lang w:val="hi_IN" w:bidi="hi_IN"/>
-          </w:rPr>
-          <w:rPr>
-            <w:color w:val="0000EE"/>
-            <w:u w:val="single"/>
-          </w:rPr>
-          <w:t>3:10</w:t>
-        </w:r>
-      </w:hyperlink>
+      <w:r>
+        <w:rPr>
+          <w:lang w:val="hi_IN" w:bidi="hi_IN"/>
+        </w:rPr>
+        <w:t>3:10</w:t>
+      </w:r>
       <w:r>
         <w:rPr>
           <w:lang w:val="hi_IN" w:bidi="hi_IN"/>
         </w:rPr>
         <w:t xml:space="preserve"> में बुराई के रूप में वर्णित किया गया है, और नाविकों की स्थिति को </w:t>
       </w:r>
-      <w:hyperlink r:id="rId21">
-        <w:r>
-          <w:rPr>
-            <w:lang w:val="hi_IN" w:bidi="hi_IN"/>
-          </w:rPr>
-          <w:rPr>
-            <w:color w:val="0000EE"/>
-            <w:u w:val="single"/>
-          </w:rPr>
-          <w:t>1:7</w:t>
-        </w:r>
-      </w:hyperlink>
+      <w:r>
+        <w:rPr>
+          <w:lang w:val="hi_IN" w:bidi="hi_IN"/>
+        </w:rPr>
+        <w:t>1:7</w:t>
+      </w:r>
       <w:r>
         <w:rPr>
           <w:lang w:val="hi_IN" w:bidi="hi_IN"/>
@@ -20310,18 +20238,12 @@
         </w:rPr>
         <w:t xml:space="preserve">। देखें कि आपने इसका अनुवाद </w:t>
       </w:r>
-      <w:hyperlink r:id="rId22">
-        <w:r>
-          <w:rPr>
-            <w:lang w:val="hi_IN" w:bidi="hi_IN"/>
-          </w:rPr>
-          <w:rPr>
-            <w:color w:val="0000EE"/>
-            <w:u w:val="single"/>
-          </w:rPr>
-          <w:t>4:3</w:t>
-        </w:r>
-      </w:hyperlink>
+      <w:r>
+        <w:rPr>
+          <w:lang w:val="hi_IN" w:bidi="hi_IN"/>
+        </w:rPr>
+        <w:t>4:3</w:t>
+      </w:r>
       <w:r>
         <w:rPr>
           <w:lang w:val="hi_IN" w:bidi="hi_IN"/>
@@ -20605,18 +20527,12 @@
         </w:rPr>
         <w:t xml:space="preserve"> एक मुहावरे के उदाहरण हैं जो योना के क्रोध के बारे में इस तरह से बात करता है जैसे कि उसके अन्दर आग जल रही हो। देखें कि आपने इस मुहावरे का अनुवाद </w:t>
       </w:r>
-      <w:hyperlink r:id="rId23">
-        <w:r>
-          <w:rPr>
-            <w:lang w:val="hi_IN" w:bidi="hi_IN"/>
-          </w:rPr>
-          <w:rPr>
-            <w:color w:val="0000EE"/>
-            <w:u w:val="single"/>
-          </w:rPr>
-          <w:t>4:1</w:t>
-        </w:r>
-      </w:hyperlink>
+      <w:r>
+        <w:rPr>
+          <w:lang w:val="hi_IN" w:bidi="hi_IN"/>
+        </w:rPr>
+        <w:t>4:1</w:t>
+      </w:r>
       <w:r>
         <w:rPr>
           <w:lang w:val="hi_IN" w:bidi="hi_IN"/>
